--- a/backend-exhibits/Teams to Google Chat - Not Included Feature.docx
+++ b/backend-exhibits/Teams to Google Chat - Not Included Feature.docx
@@ -51,7 +51,7 @@
             </w:pPr>
             <w:r>
               <w:rPr>
-                <w:rFonts w:ascii="Arial" w:eastAsia="Arial" w:hAnsi="Arial" w:cs="Arial"/>
+                <w:rFonts w:ascii="Arial" w:hAnsi="Arial" w:cs="Arial" w:eastAsia="Arial"/>
                 <w:b/>
                 <w:sz w:val="21"/>
                 <w:szCs w:val="21"/>
@@ -86,7 +86,7 @@
             <w:proofErr w:type="spellStart"/>
             <w:r>
               <w:rPr>
-                <w:rFonts w:ascii="Arial" w:eastAsia="Arial" w:hAnsi="Arial" w:cs="Arial"/>
+                <w:rFonts w:ascii="Arial" w:hAnsi="Arial" w:cs="Arial" w:eastAsia="Arial"/>
                 <w:b/>
                 <w:sz w:val="21"/>
                 <w:szCs w:val="21"/>
@@ -115,7 +115,7 @@
             </w:pPr>
             <w:r>
               <w:rPr>
-                <w:rFonts w:ascii="Arial" w:eastAsia="Arial" w:hAnsi="Arial" w:cs="Arial"/>
+                <w:rFonts w:ascii="Arial" w:hAnsi="Arial" w:cs="Arial" w:eastAsia="Arial"/>
                 <w:sz w:val="21"/>
                 <w:szCs w:val="21"/>
               </w:rPr>
@@ -148,7 +148,7 @@
             </w:pPr>
             <w:r>
               <w:rPr>
-                <w:rFonts w:ascii="Arial" w:eastAsia="Arial" w:hAnsi="Arial" w:cs="Arial"/>
+                <w:rFonts w:ascii="Arial" w:hAnsi="Arial" w:cs="Arial" w:eastAsia="Arial"/>
                 <w:b/>
                 <w:sz w:val="21"/>
                 <w:szCs w:val="21"/>
@@ -177,7 +177,7 @@
             </w:pPr>
             <w:r>
               <w:rPr>
-                <w:rFonts w:ascii="Arial" w:eastAsia="Arial" w:hAnsi="Arial" w:cs="Arial"/>
+                <w:rFonts w:ascii="Arial" w:hAnsi="Arial" w:cs="Arial" w:eastAsia="Arial"/>
                 <w:sz w:val="21"/>
                 <w:szCs w:val="21"/>
               </w:rPr>
@@ -193,7 +193,7 @@
             </w:pPr>
             <w:r>
               <w:rPr>
-                <w:rFonts w:ascii="Arial" w:eastAsia="Arial" w:hAnsi="Arial" w:cs="Arial"/>
+                <w:rFonts w:ascii="Arial" w:hAnsi="Arial" w:cs="Arial" w:eastAsia="Arial"/>
                 <w:sz w:val="21"/>
                 <w:szCs w:val="21"/>
               </w:rPr>
@@ -226,7 +226,7 @@
             </w:pPr>
             <w:r>
               <w:rPr>
-                <w:rFonts w:ascii="Arial" w:eastAsia="Arial" w:hAnsi="Arial" w:cs="Arial"/>
+                <w:rFonts w:ascii="Arial" w:hAnsi="Arial" w:cs="Arial" w:eastAsia="Arial"/>
                 <w:b/>
                 <w:sz w:val="21"/>
                 <w:szCs w:val="21"/>
@@ -254,7 +254,7 @@
             </w:pPr>
             <w:r>
               <w:rPr>
-                <w:rFonts w:ascii="Arial" w:eastAsia="Arial" w:hAnsi="Arial" w:cs="Arial"/>
+                <w:rFonts w:ascii="Arial" w:hAnsi="Arial" w:cs="Arial" w:eastAsia="Arial"/>
                 <w:sz w:val="21"/>
                 <w:szCs w:val="21"/>
               </w:rPr>
@@ -287,7 +287,7 @@
             </w:pPr>
             <w:r>
               <w:rPr>
-                <w:rFonts w:ascii="Arial" w:eastAsia="Arial" w:hAnsi="Arial" w:cs="Arial"/>
+                <w:rFonts w:ascii="Arial" w:hAnsi="Arial" w:cs="Arial" w:eastAsia="Arial"/>
                 <w:b/>
                 <w:sz w:val="21"/>
                 <w:szCs w:val="21"/>
@@ -316,7 +316,7 @@
             </w:pPr>
             <w:r>
               <w:rPr>
-                <w:rFonts w:ascii="Arial" w:eastAsia="Arial" w:hAnsi="Arial" w:cs="Arial"/>
+                <w:rFonts w:ascii="Arial" w:hAnsi="Arial" w:cs="Arial" w:eastAsia="Arial"/>
                 <w:sz w:val="21"/>
                 <w:szCs w:val="21"/>
               </w:rPr>
@@ -349,7 +349,7 @@
             </w:pPr>
             <w:r>
               <w:rPr>
-                <w:rFonts w:ascii="Arial" w:eastAsia="Arial" w:hAnsi="Arial" w:cs="Arial"/>
+                <w:rFonts w:ascii="Arial" w:hAnsi="Arial" w:cs="Arial" w:eastAsia="Arial"/>
                 <w:b/>
                 <w:sz w:val="21"/>
                 <w:szCs w:val="21"/>
@@ -377,7 +377,7 @@
             </w:pPr>
             <w:r>
               <w:rPr>
-                <w:rFonts w:ascii="Arial" w:eastAsia="Arial" w:hAnsi="Arial" w:cs="Arial"/>
+                <w:rFonts w:ascii="Arial" w:hAnsi="Arial" w:cs="Arial" w:eastAsia="Arial"/>
                 <w:sz w:val="21"/>
                 <w:szCs w:val="21"/>
               </w:rPr>
@@ -411,7 +411,7 @@
             </w:pPr>
             <w:r>
               <w:rPr>
-                <w:rFonts w:ascii="Arial" w:eastAsia="Arial" w:hAnsi="Arial" w:cs="Arial"/>
+                <w:rFonts w:ascii="Arial" w:hAnsi="Arial" w:cs="Arial" w:eastAsia="Arial"/>
                 <w:b/>
                 <w:sz w:val="21"/>
                 <w:szCs w:val="21"/>
@@ -429,7 +429,7 @@
             </w:pPr>
             <w:r>
               <w:rPr>
-                <w:rFonts w:ascii="Arial" w:eastAsia="Arial" w:hAnsi="Arial" w:cs="Arial"/>
+                <w:rFonts w:ascii="Arial" w:hAnsi="Arial" w:cs="Arial" w:eastAsia="Arial"/>
                 <w:b/>
                 <w:sz w:val="21"/>
                 <w:szCs w:val="21"/>
@@ -459,7 +459,7 @@
             </w:pPr>
             <w:r>
               <w:rPr>
-                <w:rFonts w:ascii="Arial" w:eastAsia="Arial" w:hAnsi="Arial" w:cs="Arial"/>
+                <w:rFonts w:ascii="Arial" w:hAnsi="Arial" w:cs="Arial" w:eastAsia="Arial"/>
                 <w:sz w:val="21"/>
                 <w:szCs w:val="21"/>
               </w:rPr>
@@ -468,7 +468,7 @@
             <w:proofErr w:type="gramStart"/>
             <w:r>
               <w:rPr>
-                <w:rFonts w:ascii="Arial" w:eastAsia="Arial" w:hAnsi="Arial" w:cs="Arial"/>
+                <w:rFonts w:ascii="Arial" w:hAnsi="Arial" w:cs="Arial" w:eastAsia="Arial"/>
                 <w:sz w:val="21"/>
                 <w:szCs w:val="21"/>
               </w:rPr>
@@ -477,7 +477,7 @@
             <w:proofErr w:type="gramEnd"/>
             <w:r>
               <w:rPr>
-                <w:rFonts w:ascii="Arial" w:eastAsia="Arial" w:hAnsi="Arial" w:cs="Arial"/>
+                <w:rFonts w:ascii="Arial" w:hAnsi="Arial" w:cs="Arial" w:eastAsia="Arial"/>
                 <w:sz w:val="21"/>
                 <w:szCs w:val="21"/>
               </w:rPr>
@@ -486,7 +486,7 @@
             <w:proofErr w:type="gramStart"/>
             <w:r>
               <w:rPr>
-                <w:rFonts w:ascii="Arial" w:eastAsia="Arial" w:hAnsi="Arial" w:cs="Arial"/>
+                <w:rFonts w:ascii="Arial" w:hAnsi="Arial" w:cs="Arial" w:eastAsia="Arial"/>
                 <w:sz w:val="21"/>
                 <w:szCs w:val="21"/>
               </w:rPr>
@@ -495,7 +495,7 @@
             <w:proofErr w:type="spellStart"/>
             <w:r>
               <w:rPr>
-                <w:rFonts w:ascii="Arial" w:eastAsia="Arial" w:hAnsi="Arial" w:cs="Arial"/>
+                <w:rFonts w:ascii="Arial" w:hAnsi="Arial" w:cs="Arial" w:eastAsia="Arial"/>
                 <w:sz w:val="21"/>
                 <w:szCs w:val="21"/>
               </w:rPr>
@@ -505,7 +505,7 @@
             <w:proofErr w:type="gramEnd"/>
             <w:r>
               <w:rPr>
-                <w:rFonts w:ascii="Arial" w:eastAsia="Arial" w:hAnsi="Arial" w:cs="Arial"/>
+                <w:rFonts w:ascii="Arial" w:hAnsi="Arial" w:cs="Arial" w:eastAsia="Arial"/>
                 <w:sz w:val="21"/>
                 <w:szCs w:val="21"/>
               </w:rPr>
@@ -538,7 +538,7 @@
             </w:pPr>
             <w:r>
               <w:rPr>
-                <w:rFonts w:ascii="Arial" w:eastAsia="Arial" w:hAnsi="Arial" w:cs="Arial"/>
+                <w:rFonts w:ascii="Arial" w:hAnsi="Arial" w:cs="Arial" w:eastAsia="Arial"/>
                 <w:b/>
                 <w:sz w:val="21"/>
                 <w:szCs w:val="21"/>
@@ -566,7 +566,7 @@
             </w:pPr>
             <w:r>
               <w:rPr>
-                <w:rFonts w:ascii="Arial" w:eastAsia="Arial" w:hAnsi="Arial" w:cs="Arial"/>
+                <w:rFonts w:ascii="Arial" w:hAnsi="Arial" w:cs="Arial" w:eastAsia="Arial"/>
                 <w:sz w:val="21"/>
                 <w:szCs w:val="21"/>
               </w:rPr>
@@ -575,7 +575,7 @@
             <w:proofErr w:type="gramStart"/>
             <w:r>
               <w:rPr>
-                <w:rFonts w:ascii="Arial" w:eastAsia="Arial" w:hAnsi="Arial" w:cs="Arial"/>
+                <w:rFonts w:ascii="Arial" w:hAnsi="Arial" w:cs="Arial" w:eastAsia="Arial"/>
                 <w:sz w:val="21"/>
                 <w:szCs w:val="21"/>
               </w:rPr>
@@ -584,7 +584,7 @@
             <w:proofErr w:type="gramEnd"/>
             <w:r>
               <w:rPr>
-                <w:rFonts w:ascii="Arial" w:eastAsia="Arial" w:hAnsi="Arial" w:cs="Arial"/>
+                <w:rFonts w:ascii="Arial" w:hAnsi="Arial" w:cs="Arial" w:eastAsia="Arial"/>
                 <w:sz w:val="21"/>
                 <w:szCs w:val="21"/>
               </w:rPr>
@@ -593,7 +593,7 @@
             <w:proofErr w:type="spellStart"/>
             <w:r>
               <w:rPr>
-                <w:rFonts w:ascii="Arial" w:eastAsia="Arial" w:hAnsi="Arial" w:cs="Arial"/>
+                <w:rFonts w:ascii="Arial" w:hAnsi="Arial" w:cs="Arial" w:eastAsia="Arial"/>
                 <w:sz w:val="21"/>
                 <w:szCs w:val="21"/>
               </w:rPr>
@@ -602,7 +602,7 @@
             <w:proofErr w:type="spellEnd"/>
             <w:r>
               <w:rPr>
-                <w:rFonts w:ascii="Arial" w:eastAsia="Arial" w:hAnsi="Arial" w:cs="Arial"/>
+                <w:rFonts w:ascii="Arial" w:hAnsi="Arial" w:cs="Arial" w:eastAsia="Arial"/>
                 <w:sz w:val="21"/>
                 <w:szCs w:val="21"/>
               </w:rPr>
@@ -636,7 +636,7 @@
             </w:pPr>
             <w:r>
               <w:rPr>
-                <w:rFonts w:ascii="Arial" w:eastAsia="Arial" w:hAnsi="Arial" w:cs="Arial"/>
+                <w:rFonts w:ascii="Arial" w:hAnsi="Arial" w:cs="Arial" w:eastAsia="Arial"/>
                 <w:b/>
                 <w:sz w:val="21"/>
                 <w:szCs w:val="21"/>
@@ -664,7 +664,7 @@
             </w:pPr>
             <w:r>
               <w:rPr>
-                <w:rFonts w:ascii="Arial" w:eastAsia="Arial" w:hAnsi="Arial" w:cs="Arial"/>
+                <w:rFonts w:ascii="Arial" w:hAnsi="Arial" w:cs="Arial" w:eastAsia="Arial"/>
                 <w:sz w:val="21"/>
                 <w:szCs w:val="21"/>
               </w:rPr>
@@ -697,7 +697,7 @@
             </w:pPr>
             <w:r>
               <w:rPr>
-                <w:rFonts w:ascii="Arial" w:eastAsia="Arial" w:hAnsi="Arial" w:cs="Arial"/>
+                <w:rFonts w:ascii="Arial" w:hAnsi="Arial" w:cs="Arial" w:eastAsia="Arial"/>
                 <w:b/>
                 <w:sz w:val="21"/>
                 <w:szCs w:val="21"/>
@@ -725,7 +725,7 @@
             </w:pPr>
             <w:r>
               <w:rPr>
-                <w:rFonts w:ascii="Arial" w:eastAsia="Arial" w:hAnsi="Arial" w:cs="Arial"/>
+                <w:rFonts w:ascii="Arial" w:hAnsi="Arial" w:cs="Arial" w:eastAsia="Arial"/>
                 <w:sz w:val="21"/>
                 <w:szCs w:val="21"/>
               </w:rPr>
@@ -734,7 +734,7 @@
             <w:proofErr w:type="gramStart"/>
             <w:r>
               <w:rPr>
-                <w:rFonts w:ascii="Arial" w:eastAsia="Arial" w:hAnsi="Arial" w:cs="Arial"/>
+                <w:rFonts w:ascii="Arial" w:hAnsi="Arial" w:cs="Arial" w:eastAsia="Arial"/>
                 <w:sz w:val="21"/>
                 <w:szCs w:val="21"/>
               </w:rPr>
@@ -743,7 +743,7 @@
             <w:proofErr w:type="gramEnd"/>
             <w:r>
               <w:rPr>
-                <w:rFonts w:ascii="Arial" w:eastAsia="Arial" w:hAnsi="Arial" w:cs="Arial"/>
+                <w:rFonts w:ascii="Arial" w:hAnsi="Arial" w:cs="Arial" w:eastAsia="Arial"/>
                 <w:sz w:val="21"/>
                 <w:szCs w:val="21"/>
               </w:rPr>
@@ -776,7 +776,7 @@
             </w:pPr>
             <w:r>
               <w:rPr>
-                <w:rFonts w:ascii="Arial" w:eastAsia="Arial" w:hAnsi="Arial" w:cs="Arial"/>
+                <w:rFonts w:ascii="Arial" w:hAnsi="Arial" w:cs="Arial" w:eastAsia="Arial"/>
                 <w:b/>
                 <w:sz w:val="21"/>
                 <w:szCs w:val="21"/>
@@ -806,7 +806,7 @@
             </w:pPr>
             <w:r>
               <w:rPr>
-                <w:rFonts w:ascii="Arial" w:eastAsia="Arial" w:hAnsi="Arial" w:cs="Arial"/>
+                <w:rFonts w:ascii="Arial" w:hAnsi="Arial" w:cs="Arial" w:eastAsia="Arial"/>
                 <w:sz w:val="21"/>
                 <w:szCs w:val="21"/>
               </w:rPr>
@@ -815,7 +815,7 @@
             <w:proofErr w:type="spellStart"/>
             <w:r>
               <w:rPr>
-                <w:rFonts w:ascii="Arial" w:eastAsia="Arial" w:hAnsi="Arial" w:cs="Arial"/>
+                <w:rFonts w:ascii="Arial" w:hAnsi="Arial" w:cs="Arial" w:eastAsia="Arial"/>
                 <w:sz w:val="21"/>
                 <w:szCs w:val="21"/>
               </w:rPr>
@@ -824,7 +824,7 @@
             <w:proofErr w:type="spellEnd"/>
             <w:r>
               <w:rPr>
-                <w:rFonts w:ascii="Arial" w:eastAsia="Arial" w:hAnsi="Arial" w:cs="Arial"/>
+                <w:rFonts w:ascii="Arial" w:hAnsi="Arial" w:cs="Arial" w:eastAsia="Arial"/>
                 <w:sz w:val="21"/>
                 <w:szCs w:val="21"/>
               </w:rPr>
@@ -833,7 +833,7 @@
             <w:proofErr w:type="gramStart"/>
             <w:r>
               <w:rPr>
-                <w:rFonts w:ascii="Arial" w:eastAsia="Arial" w:hAnsi="Arial" w:cs="Arial"/>
+                <w:rFonts w:ascii="Arial" w:hAnsi="Arial" w:cs="Arial" w:eastAsia="Arial"/>
                 <w:sz w:val="21"/>
                 <w:szCs w:val="21"/>
               </w:rPr>
@@ -842,7 +842,7 @@
             <w:proofErr w:type="gramEnd"/>
             <w:r>
               <w:rPr>
-                <w:rFonts w:ascii="Arial" w:eastAsia="Arial" w:hAnsi="Arial" w:cs="Arial"/>
+                <w:rFonts w:ascii="Arial" w:hAnsi="Arial" w:cs="Arial" w:eastAsia="Arial"/>
                 <w:sz w:val="21"/>
                 <w:szCs w:val="21"/>
               </w:rPr>
@@ -858,7 +858,7 @@
             </w:pPr>
             <w:r>
               <w:rPr>
-                <w:rFonts w:ascii="Arial" w:eastAsia="Arial" w:hAnsi="Arial" w:cs="Arial"/>
+                <w:rFonts w:ascii="Arial" w:hAnsi="Arial" w:cs="Arial" w:eastAsia="Arial"/>
                 <w:sz w:val="21"/>
                 <w:szCs w:val="21"/>
               </w:rPr>
@@ -867,7 +867,7 @@
             <w:proofErr w:type="gramStart"/>
             <w:r>
               <w:rPr>
-                <w:rFonts w:ascii="Arial" w:eastAsia="Arial" w:hAnsi="Arial" w:cs="Arial"/>
+                <w:rFonts w:ascii="Arial" w:hAnsi="Arial" w:cs="Arial" w:eastAsia="Arial"/>
                 <w:sz w:val="21"/>
                 <w:szCs w:val="21"/>
               </w:rPr>
@@ -876,7 +876,7 @@
             <w:proofErr w:type="gramEnd"/>
             <w:r>
               <w:rPr>
-                <w:rFonts w:ascii="Arial" w:eastAsia="Arial" w:hAnsi="Arial" w:cs="Arial"/>
+                <w:rFonts w:ascii="Arial" w:hAnsi="Arial" w:cs="Arial" w:eastAsia="Arial"/>
                 <w:sz w:val="21"/>
                 <w:szCs w:val="21"/>
               </w:rPr>
@@ -909,7 +909,7 @@
             </w:pPr>
             <w:r>
               <w:rPr>
-                <w:rFonts w:ascii="Arial" w:eastAsia="Arial" w:hAnsi="Arial" w:cs="Arial"/>
+                <w:rFonts w:ascii="Arial" w:hAnsi="Arial" w:cs="Arial" w:eastAsia="Arial"/>
                 <w:b/>
                 <w:sz w:val="21"/>
                 <w:szCs w:val="21"/>
@@ -937,7 +937,7 @@
             </w:pPr>
             <w:r>
               <w:rPr>
-                <w:rFonts w:ascii="Arial" w:eastAsia="Arial" w:hAnsi="Arial" w:cs="Arial"/>
+                <w:rFonts w:ascii="Arial" w:hAnsi="Arial" w:cs="Arial" w:eastAsia="Arial"/>
                 <w:sz w:val="21"/>
                 <w:szCs w:val="21"/>
               </w:rPr>
@@ -972,7 +972,7 @@
             </w:pPr>
             <w:r>
               <w:rPr>
-                <w:rFonts w:ascii="Arial" w:eastAsia="Arial" w:hAnsi="Arial" w:cs="Arial"/>
+                <w:rFonts w:ascii="Arial" w:hAnsi="Arial" w:cs="Arial" w:eastAsia="Arial"/>
                 <w:b/>
                 <w:sz w:val="21"/>
                 <w:szCs w:val="21"/>
@@ -990,7 +990,7 @@
             </w:pPr>
             <w:r>
               <w:rPr>
-                <w:rFonts w:ascii="Arial" w:eastAsia="Arial" w:hAnsi="Arial" w:cs="Arial"/>
+                <w:rFonts w:ascii="Arial" w:hAnsi="Arial" w:cs="Arial" w:eastAsia="Arial"/>
                 <w:b/>
                 <w:sz w:val="21"/>
                 <w:szCs w:val="21"/>
@@ -1018,7 +1018,7 @@
             </w:pPr>
             <w:r>
               <w:rPr>
-                <w:rFonts w:ascii="Arial" w:eastAsia="Arial" w:hAnsi="Arial" w:cs="Arial"/>
+                <w:rFonts w:ascii="Arial" w:hAnsi="Arial" w:cs="Arial" w:eastAsia="Arial"/>
                 <w:sz w:val="21"/>
                 <w:szCs w:val="21"/>
               </w:rPr>
@@ -1051,7 +1051,7 @@
             </w:pPr>
             <w:r>
               <w:rPr>
-                <w:rFonts w:ascii="Arial" w:eastAsia="Arial" w:hAnsi="Arial" w:cs="Arial"/>
+                <w:rFonts w:ascii="Arial" w:hAnsi="Arial" w:cs="Arial" w:eastAsia="Arial"/>
                 <w:b/>
                 <w:sz w:val="21"/>
                 <w:szCs w:val="21"/>
@@ -1062,7 +1062,7 @@
             <w:proofErr w:type="spellStart"/>
             <w:r>
               <w:rPr>
-                <w:rFonts w:ascii="Arial" w:eastAsia="Arial" w:hAnsi="Arial" w:cs="Arial"/>
+                <w:rFonts w:ascii="Arial" w:hAnsi="Arial" w:cs="Arial" w:eastAsia="Arial"/>
                 <w:b/>
                 <w:sz w:val="21"/>
                 <w:szCs w:val="21"/>
@@ -1072,7 +1072,7 @@
             <w:proofErr w:type="spellEnd"/>
             <w:r>
               <w:rPr>
-                <w:rFonts w:ascii="Arial" w:eastAsia="Arial" w:hAnsi="Arial" w:cs="Arial"/>
+                <w:rFonts w:ascii="Arial" w:hAnsi="Arial" w:cs="Arial" w:eastAsia="Arial"/>
                 <w:b/>
                 <w:sz w:val="21"/>
                 <w:szCs w:val="21"/>
@@ -1103,7 +1103,7 @@
             </w:pPr>
             <w:r>
               <w:rPr>
-                <w:rFonts w:ascii="Arial" w:eastAsia="Arial" w:hAnsi="Arial" w:cs="Arial"/>
+                <w:rFonts w:ascii="Arial" w:hAnsi="Arial" w:cs="Arial" w:eastAsia="Arial"/>
                 <w:sz w:val="21"/>
                 <w:szCs w:val="21"/>
               </w:rPr>
@@ -1112,7 +1112,7 @@
             <w:proofErr w:type="gramStart"/>
             <w:r>
               <w:rPr>
-                <w:rFonts w:ascii="Arial" w:eastAsia="Arial" w:hAnsi="Arial" w:cs="Arial"/>
+                <w:rFonts w:ascii="Arial" w:hAnsi="Arial" w:cs="Arial" w:eastAsia="Arial"/>
                 <w:sz w:val="21"/>
                 <w:szCs w:val="21"/>
               </w:rPr>
@@ -1121,7 +1121,7 @@
             <w:proofErr w:type="gramEnd"/>
             <w:r>
               <w:rPr>
-                <w:rFonts w:ascii="Arial" w:eastAsia="Arial" w:hAnsi="Arial" w:cs="Arial"/>
+                <w:rFonts w:ascii="Arial" w:hAnsi="Arial" w:cs="Arial" w:eastAsia="Arial"/>
                 <w:sz w:val="21"/>
                 <w:szCs w:val="21"/>
               </w:rPr>
@@ -1137,7 +1137,7 @@
             </w:pPr>
             <w:r>
               <w:rPr>
-                <w:rFonts w:ascii="Arial" w:eastAsia="Arial" w:hAnsi="Arial" w:cs="Arial"/>
+                <w:rFonts w:ascii="Arial" w:hAnsi="Arial" w:cs="Arial" w:eastAsia="Arial"/>
                 <w:sz w:val="21"/>
                 <w:szCs w:val="21"/>
               </w:rPr>
@@ -1146,7 +1146,7 @@
             <w:proofErr w:type="gramStart"/>
             <w:r>
               <w:rPr>
-                <w:rFonts w:ascii="Arial" w:eastAsia="Arial" w:hAnsi="Arial" w:cs="Arial"/>
+                <w:rFonts w:ascii="Arial" w:hAnsi="Arial" w:cs="Arial" w:eastAsia="Arial"/>
                 <w:sz w:val="21"/>
                 <w:szCs w:val="21"/>
               </w:rPr>
@@ -1155,7 +1155,7 @@
             <w:proofErr w:type="gramEnd"/>
             <w:r>
               <w:rPr>
-                <w:rFonts w:ascii="Arial" w:eastAsia="Arial" w:hAnsi="Arial" w:cs="Arial"/>
+                <w:rFonts w:ascii="Arial" w:hAnsi="Arial" w:cs="Arial" w:eastAsia="Arial"/>
                 <w:sz w:val="21"/>
                 <w:szCs w:val="21"/>
               </w:rPr>
@@ -1180,10 +1180,10 @@
   <w:docDefaults>
     <w:rPrDefault>
       <w:rPr>
-        <w:rFonts w:asciiTheme="minorHAnsi" w:eastAsiaTheme="minorEastAsia" w:hAnsiTheme="minorHAnsi" w:cstheme="minorBidi"/>
+        <w:rFonts w:ascii="Arial" w:hAnsi="Arial" w:cs="Arial" w:eastAsia="Arial"/>
         <w:kern w:val="2"/>
-        <w:sz w:val="24"/>
-        <w:szCs w:val="24"/>
+        <w:sz w:val="21"/>
+        <w:szCs w:val="21"/>
         <w:lang w:val="en-IN" w:eastAsia="en-IN" w:bidi="ar-SA"/>
         <w14:ligatures w14:val="standardContextual"/>
       </w:rPr>
@@ -1579,9 +1579,9 @@
       <w:spacing w:line="259" w:lineRule="auto"/>
     </w:pPr>
     <w:rPr>
-      <w:rFonts w:ascii="Calibri" w:eastAsia="Calibri" w:hAnsi="Calibri" w:cs="Calibri"/>
+      <w:rFonts w:ascii="Arial" w:hAnsi="Arial" w:cs="Arial" w:eastAsia="Arial"/>
       <w:color w:val="000000"/>
-      <w:sz w:val="22"/>
+      <w:sz w:val="21"/>
     </w:rPr>
   </w:style>
   <w:style w:type="character" w:default="1" w:styleId="DefaultParagraphFont">
